--- a/Documentacion_Gaming_Wellness_Prevent.docx
+++ b/Documentacion_Gaming_Wellness_Prevent.docx
@@ -2629,7 +2629,7 @@
         <w:t xml:space="preserve">XGBoost</w:t>
       </w:r>
       <w:r>
-        <w:t xml:space="preserve">, F1 ~ 0.98) clasifica al jugador en tres clases de riesgo. Recibe </w:t>
+        <w:t xml:space="preserve"> binario, AUC ~ 0.96) clasifica al jugador en dos clases: Sin riesgo / Riesgo. La etiqueta proviene del cuestionario ICOGS-A (riesgo si el puntaje es mayor o igual al percentil 75), no de las propias variables de juego. Recibe </w:t>
       </w:r>
       <w:r>
         <w:rPr>
@@ -3441,14 +3441,17 @@
         <w:t xml:space="preserve">score 0-100</w:t>
       </w:r>
       <w:r>
-        <w:t xml:space="preserve"> a partir de las probabilidades de cada clase con la formula de severidad: </w:t>
+        <w:t xml:space="preserve"> que es directamente la probabilidad de la clase Riesgo: </w:t>
       </w:r>
       <w:r>
         <w:rPr>
           <w:b/>
           <w:bCs/>
         </w:rPr>
-        <w:t xml:space="preserve">Bajo*15 + Medio*55 + Alto*90</w:t>
+        <w:t xml:space="preserve">score = P(Riesgo) x 100</w:t>
+      </w:r>
+      <w:r>
+        <w:t xml:space="preserve">. Sobre ese score se derivan tres niveles visuales: Bajo (menor a 50), Medio (50 a 74) y Alto (50 o mayor a 75, equivalente al P75 del ICOGS-A)</w:t>
       </w:r>
       <w:r>
         <w:t xml:space="preserve">. Umbrales: score &gt;= 70 -&gt; Alto, &gt;= 40 -&gt; Medio, &lt; 40 -&gt; Bajo.</w:t>
@@ -5532,7 +5535,7 @@
                 <w:sz w:val="19"/>
                 <w:szCs w:val="19"/>
               </w:rPr>
-              <w:t xml:space="preserve">Diccionario de severidad por clase {Bajo:15, Medio:55, Alto:90} usado para el score.</w:t>
+              <w:t xml:space="preserve">Umbrales de nivel visual sobre el score: Bajo (menor a 50), Medio (50 a 74), Alto (75 o mayor). nivel_visual(score) hace el mapeo.</w:t>
             </w:r>
           </w:p>
         </w:tc>
@@ -10373,166 +10376,40 @@
           <w:szCs w:val="18"/>
         </w:rPr>
         <w:t xml:space="preserve">usuarios  (coleccion)</w:t>
-      </w:r>
-      <w:r>
-        <w:rPr>
-          <w:rFonts w:ascii="Consolas" w:cs="Consolas" w:eastAsia="Consolas" w:hAnsi="Consolas"/>
-          <w:sz w:val="18"/>
-          <w:szCs w:val="18"/>
-        </w:rPr>
         <w:br/>
         <w:t xml:space="preserve"> |- {uid}  &lt;- documento (uid de Firebase Auth)</w:t>
-      </w:r>
-      <w:r>
-        <w:rPr>
-          <w:rFonts w:ascii="Consolas" w:cs="Consolas" w:eastAsia="Consolas" w:hAnsi="Consolas"/>
-          <w:sz w:val="18"/>
-          <w:szCs w:val="18"/>
-        </w:rPr>
         <w:br/>
         <w:t xml:space="preserve">     |- email, displayName</w:t>
-      </w:r>
-      <w:r>
-        <w:rPr>
-          <w:rFonts w:ascii="Consolas" w:cs="Consolas" w:eastAsia="Consolas" w:hAnsi="Consolas"/>
-          <w:sz w:val="18"/>
-          <w:szCs w:val="18"/>
-        </w:rPr>
         <w:br/>
         <w:t xml:space="preserve">     |- riotId: "Invoker#LAS1", region: "LAS"</w:t>
-      </w:r>
-      <w:r>
-        <w:rPr>
-          <w:rFonts w:ascii="Consolas" w:cs="Consolas" w:eastAsia="Consolas" w:hAnsi="Consolas"/>
-          <w:sz w:val="18"/>
-          <w:szCs w:val="18"/>
-        </w:rPr>
         <w:br/>
         <w:t xml:space="preserve">     |- profileIconId, summonerLevel, iconUrl</w:t>
-      </w:r>
-      <w:r>
-        <w:rPr>
-          <w:rFonts w:ascii="Consolas" w:cs="Consolas" w:eastAsia="Consolas" w:hAnsi="Consolas"/>
-          <w:sz w:val="18"/>
-          <w:szCs w:val="18"/>
-        </w:rPr>
         <w:br/>
         <w:t xml:space="preserve">     |- creado, ultimaActividad</w:t>
-      </w:r>
-      <w:r>
-        <w:rPr>
-          <w:rFonts w:ascii="Consolas" w:cs="Consolas" w:eastAsia="Consolas" w:hAnsi="Consolas"/>
-          <w:sz w:val="18"/>
-          <w:szCs w:val="18"/>
-        </w:rPr>
         <w:br/>
         <w:t xml:space="preserve">     |- config:  { hpdMax, ttsMax, dcjMax, sleepStart,</w:t>
-      </w:r>
-      <w:r>
-        <w:rPr>
-          <w:rFonts w:ascii="Consolas" w:cs="Consolas" w:eastAsia="Consolas" w:hAnsi="Consolas"/>
-          <w:sz w:val="18"/>
-          <w:szCs w:val="18"/>
-        </w:rPr>
         <w:br/>
         <w:t xml:space="preserve">     |             sleepEnd, sensibilidad, ... }</w:t>
-      </w:r>
-      <w:r>
-        <w:rPr>
-          <w:rFonts w:ascii="Consolas" w:cs="Consolas" w:eastAsia="Consolas" w:hAnsi="Consolas"/>
-          <w:sz w:val="18"/>
-          <w:szCs w:val="18"/>
-        </w:rPr>
         <w:br/>
         <w:t xml:space="preserve">     |- metaActiva: { nivel, hpd_objetivo, dcj_objetivo, ... }</w:t>
-      </w:r>
-      <w:r>
-        <w:rPr>
-          <w:rFonts w:ascii="Consolas" w:cs="Consolas" w:eastAsia="Consolas" w:hAnsi="Consolas"/>
-          <w:sz w:val="18"/>
-          <w:szCs w:val="18"/>
-        </w:rPr>
         <w:br/>
         <w:t xml:space="preserve">     |- historialMetas: [ metas cumplidas ]</w:t>
-      </w:r>
-      <w:r>
-        <w:rPr>
-          <w:rFonts w:ascii="Consolas" w:cs="Consolas" w:eastAsia="Consolas" w:hAnsi="Consolas"/>
-          <w:sz w:val="18"/>
-          <w:szCs w:val="18"/>
-        </w:rPr>
         <w:br/>
         <w:t xml:space="preserve">     |</w:t>
-      </w:r>
-      <w:r>
-        <w:rPr>
-          <w:rFonts w:ascii="Consolas" w:cs="Consolas" w:eastAsia="Consolas" w:hAnsi="Consolas"/>
-          <w:sz w:val="18"/>
-          <w:szCs w:val="18"/>
-        </w:rPr>
         <w:br/>
         <w:t xml:space="preserve">     |- recolecciones  (subcoleccion)</w:t>
-      </w:r>
-      <w:r>
-        <w:rPr>
-          <w:rFonts w:ascii="Consolas" w:cs="Consolas" w:eastAsia="Consolas" w:hAnsi="Consolas"/>
-          <w:sz w:val="18"/>
-          <w:szCs w:val="18"/>
-        </w:rPr>
         <w:br/>
         <w:t xml:space="preserve">         |- {autoId}  &lt;- un doc por cada "Buscar"</w:t>
-      </w:r>
-      <w:r>
-        <w:rPr>
-          <w:rFonts w:ascii="Consolas" w:cs="Consolas" w:eastAsia="Consolas" w:hAnsi="Consolas"/>
-          <w:sz w:val="18"/>
-          <w:szCs w:val="18"/>
-        </w:rPr>
         <w:br/>
         <w:t xml:space="preserve">             |- fecha: timestamp</w:t>
-      </w:r>
-      <w:r>
-        <w:rPr>
-          <w:rFonts w:ascii="Consolas" w:cs="Consolas" w:eastAsia="Consolas" w:hAnsi="Consolas"/>
-          <w:sz w:val="18"/>
-          <w:szCs w:val="18"/>
-        </w:rPr>
         <w:br/>
         <w:t xml:space="preserve">             |- demo: true/false</w:t>
-      </w:r>
-      <w:r>
-        <w:rPr>
-          <w:rFonts w:ascii="Consolas" w:cs="Consolas" w:eastAsia="Consolas" w:hAnsi="Consolas"/>
-          <w:sz w:val="18"/>
-          <w:szCs w:val="18"/>
-        </w:rPr>
         <w:br/>
         <w:t xml:space="preserve">             |- variables:  { THT, ND, TP, HPD, NPPD, DCJ }</w:t>
-      </w:r>
-      <w:r>
-        <w:rPr>
-          <w:rFonts w:ascii="Consolas" w:cs="Consolas" w:eastAsia="Consolas" w:hAnsi="Consolas"/>
-          <w:sz w:val="18"/>
-          <w:szCs w:val="18"/>
-        </w:rPr>
         <w:br/>
         <w:t xml:space="preserve">             |- prediccion: { nivel, score, probabilidades }</w:t>
-      </w:r>
-      <w:r>
-        <w:rPr>
-          <w:rFonts w:ascii="Consolas" w:cs="Consolas" w:eastAsia="Consolas" w:hAnsi="Consolas"/>
-          <w:sz w:val="18"/>
-          <w:szCs w:val="18"/>
-        </w:rPr>
         <w:br/>
         <w:t xml:space="preserve">             |- extras: { pjnMin, nochesActivas, porHora,</w:t>
-      </w:r>
-      <w:r>
-        <w:rPr>
-          <w:rFonts w:ascii="Consolas" w:cs="Consolas" w:eastAsia="Consolas" w:hAnsi="Consolas"/>
-          <w:sz w:val="18"/>
-          <w:szCs w:val="18"/>
-        </w:rPr>
         <w:br/>
         <w:t xml:space="preserve">                          porDiaSemana, desde, hasta }</w:t>
       </w:r>
@@ -13756,7 +13633,7 @@
                 <w:sz w:val="19"/>
                 <w:szCs w:val="19"/>
               </w:rPr>
-              <w:t xml:space="preserve">Vista principal: medidor de riesgo, tarjetas de indicadores (HPD, THT, DCJ, PJN), desglose del modelo, distribucion horaria/semanal, metas y tips.</w:t>
+              <w:t xml:space="preserve">Vista principal: medidor de riesgo (Alto/Medio/Bajo), tarjetas de indicadores (HPD, THT, DCJ, NPPD) y barra de metricas complementarias (PJN, TTS, ND), desglose del modelo, distribucion horaria/semanal, metas y tips.</w:t>
             </w:r>
           </w:p>
         </w:tc>
@@ -15119,31 +14996,10 @@
           <w:szCs w:val="18"/>
         </w:rPr>
         <w:t xml:space="preserve">cd D:\Backend</w:t>
-      </w:r>
-      <w:r>
-        <w:rPr>
-          <w:rFonts w:ascii="Consolas" w:cs="Consolas" w:eastAsia="Consolas" w:hAnsi="Consolas"/>
-          <w:sz w:val="18"/>
-          <w:szCs w:val="18"/>
-        </w:rPr>
         <w:br/>
         <w:t xml:space="preserve">venv\Scripts\activate</w:t>
-      </w:r>
-      <w:r>
-        <w:rPr>
-          <w:rFonts w:ascii="Consolas" w:cs="Consolas" w:eastAsia="Consolas" w:hAnsi="Consolas"/>
-          <w:sz w:val="18"/>
-          <w:szCs w:val="18"/>
-        </w:rPr>
         <w:br/>
         <w:t xml:space="preserve">python run.py</w:t>
-      </w:r>
-      <w:r>
-        <w:rPr>
-          <w:rFonts w:ascii="Consolas" w:cs="Consolas" w:eastAsia="Consolas" w:hAnsi="Consolas"/>
-          <w:sz w:val="18"/>
-          <w:szCs w:val="18"/>
-        </w:rPr>
         <w:br/>
         <w:t xml:space="preserve"># API en http://localhost:5000 - Swagger en /apidocs/</w:t>
       </w:r>
@@ -15172,22 +15028,8 @@
           <w:szCs w:val="18"/>
         </w:rPr>
         <w:t xml:space="preserve">cd D:\frontend</w:t>
-      </w:r>
-      <w:r>
-        <w:rPr>
-          <w:rFonts w:ascii="Consolas" w:cs="Consolas" w:eastAsia="Consolas" w:hAnsi="Consolas"/>
-          <w:sz w:val="18"/>
-          <w:szCs w:val="18"/>
-        </w:rPr>
         <w:br/>
         <w:t xml:space="preserve">npm run dev</w:t>
-      </w:r>
-      <w:r>
-        <w:rPr>
-          <w:rFonts w:ascii="Consolas" w:cs="Consolas" w:eastAsia="Consolas" w:hAnsi="Consolas"/>
-          <w:sz w:val="18"/>
-          <w:szCs w:val="18"/>
-        </w:rPr>
         <w:br/>
         <w:t xml:space="preserve"># abre la URL que muestre la consola</w:t>
       </w:r>
@@ -15661,7 +15503,7 @@
         <w:t xml:space="preserve">Score 0-100: </w:t>
       </w:r>
       <w:r>
-        <w:t xml:space="preserve">se deriva de las probabilidades con Bajo*15 + Medio*55 + Alto*90.</w:t>
+        <w:t xml:space="preserve">es la probabilidad de la clase Riesgo (score = P(Riesgo) x 100). Los niveles visuales se derivan del score: Bajo menor a 50, Medio 50 a 74, Alto 75 o mayor.</w:t>
       </w:r>
     </w:p>
     <w:p>
@@ -15746,14 +15588,6 @@
         <w:t xml:space="preserve">- Fin del documento -</w:t>
       </w:r>
     </w:p>
-    <w:sectPr>
-      <w:headerReference w:type="default" r:id="rId7"/>
-      <w:footerReference w:type="default" r:id="rId8"/>
-      <w:pgSz w:w="12240" w:h="15840" w:orient="portrait"/>
-      <w:pgMar w:top="1440" w:right="1440" w:bottom="1440" w:left="1440" w:header="708" w:footer="708" w:gutter="0"/>
-      <w:pgNumType/>
-      <w:docGrid w:linePitch="360"/>
-    </w:sectPr>
   </w:body>
 </w:document>
 </file>
